--- a/docs/introToMF.docx
+++ b/docs/introToMF.docx
@@ -49,6 +49,14 @@
           <w:sz w:val="28"/>
         </w:rPr>
       </w:pPr>
+      <w:r>
+        <w:rPr>
+          <w:b/>
+          <w:bCs/>
+          <w:sz w:val="28"/>
+        </w:rPr>
+        <w:t xml:space="preserve">1. </w:t>
+      </w:r>
       <w:r>
         <w:rPr>
           <w:b/>
@@ -192,16 +200,170 @@
         </w:rPr>
       </w:pPr>
       <w:r>
-        <w:rPr>
-          <w:sz w:val="24"/>
-        </w:rPr>
-        <w:t xml:space="preserve">Why Do We Need It </w:t>
-      </w:r>
-      <w:r>
-        <w:rPr>
-          <w:sz w:val="24"/>
-        </w:rPr>
-        <w:t>Micro Frontend?</w:t>
+        <w:rPr/>
+      </w:r>
+    </w:p>
+    <w:p>
+      <w:pPr>
+        <w:pStyle w:val="Heading4"/>
+        <w:bidi w:val="0"/>
+        <w:spacing w:lineRule="auto" w:line="276"/>
+        <w:jc w:val="start"/>
+        <w:rPr>
+          <w:sz w:val="24"/>
+        </w:rPr>
+      </w:pPr>
+      <w:r>
+        <w:rPr/>
+      </w:r>
+    </w:p>
+    <w:p>
+      <w:pPr>
+        <w:pStyle w:val="Heading4"/>
+        <w:bidi w:val="0"/>
+        <w:spacing w:lineRule="auto" w:line="276"/>
+        <w:jc w:val="start"/>
+        <w:rPr>
+          <w:sz w:val="24"/>
+        </w:rPr>
+      </w:pPr>
+      <w:r>
+        <w:rPr/>
+      </w:r>
+    </w:p>
+    <w:p>
+      <w:pPr>
+        <w:pStyle w:val="Heading4"/>
+        <w:bidi w:val="0"/>
+        <w:spacing w:lineRule="auto" w:line="276"/>
+        <w:jc w:val="start"/>
+        <w:rPr>
+          <w:sz w:val="24"/>
+        </w:rPr>
+      </w:pPr>
+      <w:r>
+        <w:rPr/>
+      </w:r>
+    </w:p>
+    <w:p>
+      <w:pPr>
+        <w:pStyle w:val="Heading4"/>
+        <w:bidi w:val="0"/>
+        <w:spacing w:lineRule="auto" w:line="276"/>
+        <w:jc w:val="start"/>
+        <w:rPr>
+          <w:sz w:val="24"/>
+        </w:rPr>
+      </w:pPr>
+      <w:r>
+        <w:rPr/>
+      </w:r>
+    </w:p>
+    <w:p>
+      <w:pPr>
+        <w:pStyle w:val="Heading4"/>
+        <w:bidi w:val="0"/>
+        <w:spacing w:lineRule="auto" w:line="276"/>
+        <w:jc w:val="start"/>
+        <w:rPr>
+          <w:sz w:val="24"/>
+        </w:rPr>
+      </w:pPr>
+      <w:r>
+        <w:rPr/>
+      </w:r>
+    </w:p>
+    <w:p>
+      <w:pPr>
+        <w:pStyle w:val="Heading4"/>
+        <w:bidi w:val="0"/>
+        <w:spacing w:lineRule="auto" w:line="276"/>
+        <w:jc w:val="start"/>
+        <w:rPr>
+          <w:sz w:val="24"/>
+        </w:rPr>
+      </w:pPr>
+      <w:r>
+        <w:rPr/>
+      </w:r>
+    </w:p>
+    <w:p>
+      <w:pPr>
+        <w:pStyle w:val="Heading4"/>
+        <w:bidi w:val="0"/>
+        <w:spacing w:lineRule="auto" w:line="276"/>
+        <w:jc w:val="start"/>
+        <w:rPr>
+          <w:sz w:val="24"/>
+        </w:rPr>
+      </w:pPr>
+      <w:r>
+        <w:rPr/>
+      </w:r>
+    </w:p>
+    <w:p>
+      <w:pPr>
+        <w:pStyle w:val="Heading4"/>
+        <w:bidi w:val="0"/>
+        <w:spacing w:lineRule="auto" w:line="276"/>
+        <w:jc w:val="start"/>
+        <w:rPr>
+          <w:sz w:val="24"/>
+        </w:rPr>
+      </w:pPr>
+      <w:r>
+        <w:rPr/>
+      </w:r>
+    </w:p>
+    <w:p>
+      <w:pPr>
+        <w:pStyle w:val="Heading4"/>
+        <w:bidi w:val="0"/>
+        <w:spacing w:lineRule="auto" w:line="276"/>
+        <w:jc w:val="start"/>
+        <w:rPr>
+          <w:sz w:val="24"/>
+        </w:rPr>
+      </w:pPr>
+      <w:r>
+        <w:rPr/>
+      </w:r>
+    </w:p>
+    <w:p>
+      <w:pPr>
+        <w:pStyle w:val="Heading4"/>
+        <w:bidi w:val="0"/>
+        <w:spacing w:lineRule="auto" w:line="276"/>
+        <w:jc w:val="start"/>
+        <w:rPr>
+          <w:sz w:val="24"/>
+        </w:rPr>
+      </w:pPr>
+      <w:r>
+        <w:rPr>
+          <w:sz w:val="24"/>
+        </w:rPr>
+        <w:t xml:space="preserve">2. </w:t>
+      </w:r>
+      <w:r>
+        <w:rPr>
+          <w:sz w:val="24"/>
+        </w:rPr>
+        <w:t>Why Do We Need It Micro Frontend?</w:t>
+      </w:r>
+    </w:p>
+    <w:p>
+      <w:pPr>
+        <w:pStyle w:val="BodyText"/>
+        <w:bidi w:val="0"/>
+        <w:spacing w:lineRule="auto" w:line="276"/>
+        <w:jc w:val="start"/>
+        <w:rPr>
+          <w:sz w:val="24"/>
+        </w:rPr>
+      </w:pPr>
+      <w:r>
+        <w:rPr/>
       </w:r>
     </w:p>
     <w:tbl>
@@ -219,7 +381,7 @@
       </w:tblPr>
       <w:tblGrid>
         <w:gridCol w:w="4376"/>
-        <w:gridCol w:w="5251"/>
+        <w:gridCol w:w="5250"/>
       </w:tblGrid>
       <w:tr>
         <w:trPr>
@@ -246,7 +408,7 @@
         </w:tc>
         <w:tc>
           <w:tcPr>
-            <w:tcW w:w="5251" w:type="dxa"/>
+            <w:tcW w:w="5250" w:type="dxa"/>
             <w:tcBorders/>
             <w:vAlign w:val="center"/>
           </w:tcPr>
@@ -288,7 +450,7 @@
         </w:tc>
         <w:tc>
           <w:tcPr>
-            <w:tcW w:w="5251" w:type="dxa"/>
+            <w:tcW w:w="5250" w:type="dxa"/>
             <w:tcBorders/>
             <w:vAlign w:val="center"/>
           </w:tcPr>
@@ -331,7 +493,7 @@
         </w:tc>
         <w:tc>
           <w:tcPr>
-            <w:tcW w:w="5251" w:type="dxa"/>
+            <w:tcW w:w="5250" w:type="dxa"/>
             <w:tcBorders/>
             <w:vAlign w:val="center"/>
           </w:tcPr>
@@ -374,7 +536,7 @@
         </w:tc>
         <w:tc>
           <w:tcPr>
-            <w:tcW w:w="5251" w:type="dxa"/>
+            <w:tcW w:w="5250" w:type="dxa"/>
             <w:tcBorders/>
             <w:vAlign w:val="center"/>
           </w:tcPr>
@@ -429,7 +591,7 @@
         </w:tc>
         <w:tc>
           <w:tcPr>
-            <w:tcW w:w="5251" w:type="dxa"/>
+            <w:tcW w:w="5250" w:type="dxa"/>
             <w:tcBorders/>
             <w:vAlign w:val="center"/>
           </w:tcPr>
@@ -472,7 +634,7 @@
         </w:tc>
         <w:tc>
           <w:tcPr>
-            <w:tcW w:w="5251" w:type="dxa"/>
+            <w:tcW w:w="5250" w:type="dxa"/>
             <w:tcBorders/>
             <w:vAlign w:val="center"/>
           </w:tcPr>
@@ -549,7 +711,7 @@
         </w:tc>
         <w:tc>
           <w:tcPr>
-            <w:tcW w:w="5251" w:type="dxa"/>
+            <w:tcW w:w="5250" w:type="dxa"/>
             <w:tcBorders/>
             <w:vAlign w:val="center"/>
           </w:tcPr>
@@ -655,7 +817,39 @@
         <w:rPr>
           <w:sz w:val="24"/>
         </w:rPr>
-        <w:t>MF Pros, Cons</w:t>
+        <w:t xml:space="preserve">3. </w:t>
+      </w:r>
+      <w:r>
+        <w:rPr>
+          <w:sz w:val="24"/>
+        </w:rPr>
+        <w:t>M</w:t>
+      </w:r>
+      <w:r>
+        <w:rPr>
+          <w:sz w:val="24"/>
+        </w:rPr>
+        <w:t>icrofrontend</w:t>
+      </w:r>
+      <w:r>
+        <w:rPr>
+          <w:sz w:val="24"/>
+        </w:rPr>
+        <w:t xml:space="preserve"> Pros, Cons</w:t>
+      </w:r>
+    </w:p>
+    <w:p>
+      <w:pPr>
+        <w:pStyle w:val="BodyText"/>
+        <w:bidi w:val="0"/>
+        <w:spacing w:lineRule="auto" w:line="276"/>
+        <w:jc w:val="start"/>
+        <w:rPr>
+          <w:sz w:val="24"/>
+        </w:rPr>
+      </w:pPr>
+      <w:r>
+        <w:rPr/>
       </w:r>
     </w:p>
     <w:tbl>
@@ -672,7 +866,7 @@
         </w:tblCellMar>
       </w:tblPr>
       <w:tblGrid>
-        <w:gridCol w:w="4371"/>
+        <w:gridCol w:w="4370"/>
         <w:gridCol w:w="5267"/>
       </w:tblGrid>
       <w:tr>
@@ -681,7 +875,7 @@
         </w:trPr>
         <w:tc>
           <w:tcPr>
-            <w:tcW w:w="4371" w:type="dxa"/>
+            <w:tcW w:w="4370" w:type="dxa"/>
             <w:tcBorders/>
             <w:vAlign w:val="center"/>
           </w:tcPr>
@@ -722,7 +916,7 @@
         <w:trPr/>
         <w:tc>
           <w:tcPr>
-            <w:tcW w:w="4371" w:type="dxa"/>
+            <w:tcW w:w="4370" w:type="dxa"/>
             <w:tcBorders/>
             <w:vAlign w:val="center"/>
           </w:tcPr>
@@ -765,7 +959,7 @@
         <w:trPr/>
         <w:tc>
           <w:tcPr>
-            <w:tcW w:w="4371" w:type="dxa"/>
+            <w:tcW w:w="4370" w:type="dxa"/>
             <w:tcBorders/>
             <w:vAlign w:val="center"/>
           </w:tcPr>
@@ -808,7 +1002,7 @@
         <w:trPr/>
         <w:tc>
           <w:tcPr>
-            <w:tcW w:w="4371" w:type="dxa"/>
+            <w:tcW w:w="4370" w:type="dxa"/>
             <w:tcBorders/>
             <w:vAlign w:val="center"/>
           </w:tcPr>
@@ -851,7 +1045,7 @@
         <w:trPr/>
         <w:tc>
           <w:tcPr>
-            <w:tcW w:w="4371" w:type="dxa"/>
+            <w:tcW w:w="4370" w:type="dxa"/>
             <w:tcBorders/>
             <w:vAlign w:val="center"/>
           </w:tcPr>
@@ -904,7 +1098,7 @@
         <w:trPr/>
         <w:tc>
           <w:tcPr>
-            <w:tcW w:w="4371" w:type="dxa"/>
+            <w:tcW w:w="4370" w:type="dxa"/>
             <w:tcBorders/>
             <w:vAlign w:val="center"/>
           </w:tcPr>
@@ -957,7 +1151,7 @@
         <w:trPr/>
         <w:tc>
           <w:tcPr>
-            <w:tcW w:w="4371" w:type="dxa"/>
+            <w:tcW w:w="4370" w:type="dxa"/>
             <w:tcBorders/>
             <w:vAlign w:val="center"/>
           </w:tcPr>
@@ -1000,7 +1194,7 @@
         <w:trPr/>
         <w:tc>
           <w:tcPr>
-            <w:tcW w:w="4371" w:type="dxa"/>
+            <w:tcW w:w="4370" w:type="dxa"/>
             <w:tcBorders/>
             <w:vAlign w:val="center"/>
           </w:tcPr>
@@ -1043,7 +1237,7 @@
         <w:trPr/>
         <w:tc>
           <w:tcPr>
-            <w:tcW w:w="4371" w:type="dxa"/>
+            <w:tcW w:w="4370" w:type="dxa"/>
             <w:tcBorders/>
             <w:vAlign w:val="center"/>
           </w:tcPr>
@@ -1091,7 +1285,7 @@
         <w:trPr/>
         <w:tc>
           <w:tcPr>
-            <w:tcW w:w="4371" w:type="dxa"/>
+            <w:tcW w:w="4370" w:type="dxa"/>
             <w:tcBorders/>
             <w:vAlign w:val="center"/>
           </w:tcPr>
@@ -1223,7 +1417,7 @@
       <w:pPr>
         <w:pStyle w:val="Normal"/>
         <w:bidi w:val="0"/>
-        <w:spacing w:lineRule="auto" w:line="276"/>
+        <w:spacing w:lineRule="auto" w:line="276" w:before="0" w:after="0"/>
         <w:jc w:val="start"/>
         <w:rPr>
           <w:b/>
@@ -1231,6 +1425,14 @@
           <w:sz w:val="24"/>
         </w:rPr>
       </w:pPr>
+      <w:r>
+        <w:rPr>
+          <w:b/>
+          <w:bCs/>
+          <w:sz w:val="24"/>
+        </w:rPr>
+        <w:t xml:space="preserve">4. </w:t>
+      </w:r>
       <w:r>
         <w:rPr>
           <w:b/>
@@ -1281,7 +1483,6 @@
           <w:numId w:val="1"/>
         </w:numPr>
         <w:tabs>
-          <w:tab w:val="clear" w:pos="709"/>
           <w:tab w:val="left" w:pos="709" w:leader="none"/>
         </w:tabs>
         <w:bidi w:val="0"/>
@@ -1308,7 +1509,6 @@
           <w:numId w:val="1"/>
         </w:numPr>
         <w:tabs>
-          <w:tab w:val="clear" w:pos="709"/>
           <w:tab w:val="left" w:pos="709" w:leader="none"/>
         </w:tabs>
         <w:bidi w:val="0"/>
@@ -1335,7 +1535,6 @@
           <w:numId w:val="1"/>
         </w:numPr>
         <w:tabs>
-          <w:tab w:val="clear" w:pos="709"/>
           <w:tab w:val="left" w:pos="709" w:leader="none"/>
         </w:tabs>
         <w:bidi w:val="0"/>
@@ -1362,7 +1561,6 @@
           <w:numId w:val="1"/>
         </w:numPr>
         <w:tabs>
-          <w:tab w:val="clear" w:pos="709"/>
           <w:tab w:val="left" w:pos="709" w:leader="none"/>
         </w:tabs>
         <w:bidi w:val="0"/>
@@ -1389,7 +1587,6 @@
           <w:numId w:val="1"/>
         </w:numPr>
         <w:tabs>
-          <w:tab w:val="clear" w:pos="709"/>
           <w:tab w:val="left" w:pos="709" w:leader="none"/>
         </w:tabs>
         <w:bidi w:val="0"/>
@@ -1420,7 +1617,10 @@
         </w:rPr>
       </w:pPr>
       <w:r>
-        <w:rPr/>
+        <w:rPr>
+          <w:b/>
+          <w:bCs/>
+        </w:rPr>
       </w:r>
     </w:p>
     <w:p>
@@ -1476,6 +1676,7 @@
       <w:pgNumType w:fmt="decimal"/>
       <w:formProt w:val="false"/>
       <w:textDirection w:val="lrTb"/>
+      <w:docGrid w:type="default" w:linePitch="100" w:charSpace="0"/>
     </w:sectPr>
   </w:body>
 </w:document>
@@ -1662,7 +1863,6 @@
     </w:lvl>
     <w:lvl w:ilvl="3">
       <w:start w:val="1"/>
-      <w:pStyle w:val="Heading4"/>
       <w:numFmt w:val="none"/>
       <w:suff w:val="nothing"/>
       <w:lvlText w:val=""/>
@@ -1763,7 +1963,6 @@
     </w:rPrDefault>
     <w:pPrDefault>
       <w:pPr>
-        <w:widowControl/>
         <w:suppressAutoHyphens w:val="true"/>
       </w:pPr>
     </w:pPrDefault>
@@ -1773,7 +1972,10 @@
     <w:qFormat/>
     <w:pPr>
       <w:widowControl/>
+      <w:suppressAutoHyphens w:val="true"/>
       <w:bidi w:val="0"/>
+      <w:spacing w:before="0" w:after="0"/>
+      <w:jc w:val="start"/>
     </w:pPr>
     <w:rPr>
       <w:rFonts w:ascii="Liberation Serif" w:hAnsi="Liberation Serif" w:eastAsia="Noto Serif CJK SC" w:cs="FreeSans"/>
